--- a/05_Assessment_Generator/Template_Exam_Paper_AB.docx
+++ b/05_Assessment_Generator/Template_Exam_Paper_AB.docx
@@ -140,7 +140,7 @@
       </w:r>
       <w:r>
         <w:rPr>
-          <w:rFonts w:ascii="SimSun" w:hAnsi="SimSun" w:cs="SimSun" w:eastAsia="SimSun"/>
+          <w:rFonts w:ascii="SimSun" w:eastAsia="SimSun" w:hAnsi="SimSun" w:cs="SimSun"/>
           <w:spacing w:val="-10"/>
           <w:sz w:val="24"/>
         </w:rPr>
@@ -168,7 +168,7 @@
       </w:r>
       <w:r>
         <w:rPr>
-          <w:rFonts w:ascii="SimSun" w:hAnsi="SimSun" w:cs="SimSun" w:eastAsia="SimSun"/>
+          <w:rFonts w:ascii="SimSun" w:eastAsia="SimSun" w:hAnsi="SimSun" w:cs="SimSun"/>
           <w:spacing w:val="-10"/>
           <w:sz w:val="24"/>
           <w:u w:val="single"/>
@@ -252,7 +252,7 @@
       </w:r>
       <w:r>
         <w:rPr>
-          <w:rFonts w:ascii="SimSun" w:hAnsi="SimSun" w:cs="SimSun" w:eastAsia="SimSun"/>
+          <w:rFonts w:ascii="SimSun" w:eastAsia="SimSun" w:hAnsi="SimSun" w:cs="SimSun"/>
           <w:sz w:val="24"/>
           <w:u w:val="single"/>
         </w:rPr>
@@ -278,7 +278,7 @@
       </w:r>
       <w:r>
         <w:rPr>
-          <w:rFonts w:ascii="SimSun" w:hAnsi="SimSun" w:cs="SimSun" w:eastAsia="SimSun"/>
+          <w:rFonts w:ascii="SimSun" w:eastAsia="SimSun" w:hAnsi="SimSun" w:cs="SimSun"/>
           <w:sz w:val="24"/>
           <w:u w:val="single"/>
         </w:rPr>
@@ -351,7 +351,7 @@
       <w:r>
         <w:rPr>
           <w:rStyle w:val="font21"/>
-          <w:rFonts w:hint="default" w:ascii="SimSun" w:hAnsi="SimSun" w:eastAsia="SimSun"/>
+          <w:rFonts w:hint="default"/>
           <w:color w:val="auto"/>
           <w:sz w:val="24"/>
           <w:szCs w:val="24"/>
@@ -363,7 +363,7 @@
       <w:r>
         <w:rPr>
           <w:rStyle w:val="font21"/>
-          <w:rFonts w:hint="default" w:ascii="SimSun" w:hAnsi="SimSun" w:eastAsia="SimSun"/>
+          <w:rFonts w:hint="default"/>
           <w:color w:val="auto"/>
           <w:sz w:val="24"/>
           <w:szCs w:val="24"/>
@@ -396,7 +396,7 @@
           <w:szCs w:val="24"/>
           <w:lang w:eastAsia="zh-CN"/>
         </w:rPr>
-        <w:t xml:space="preserve">                              </w:t>
+        <w:t xml:space="preserve">                           </w:t>
       </w:r>
       <w:r>
         <w:rPr>
@@ -427,7 +427,7 @@
       </w:r>
       <w:r>
         <w:rPr>
-          <w:rFonts w:ascii="SimSun" w:hAnsi="SimSun" w:cs="SimSun" w:eastAsia="SimSun"/>
+          <w:rFonts w:ascii="SimSun" w:eastAsia="SimSun" w:hAnsi="SimSun" w:cs="SimSun"/>
           <w:sz w:val="24"/>
           <w:u w:val="single"/>
         </w:rPr>
@@ -476,7 +476,7 @@
       </w:r>
       <w:r>
         <w:rPr>
-          <w:rFonts w:ascii="SimSun" w:hAnsi="SimSun" w:cs="SimSun" w:eastAsia="SimSun"/>
+          <w:rFonts w:ascii="SimSun" w:eastAsia="SimSun" w:hAnsi="SimSun" w:cs="SimSun"/>
           <w:sz w:val="24"/>
           <w:u w:val="single"/>
           <w:lang w:eastAsia="zh-CN"/>
@@ -549,7 +549,7 @@
       </w:pPr>
       <w:r>
         <w:rPr>
-          <w:rFonts w:ascii="SimSun" w:hAnsi="SimSun" w:cs="SimSun" w:eastAsia="SimSun"/>
+          <w:rFonts w:ascii="SimSun" w:eastAsia="SimSun" w:hAnsi="SimSun" w:cs="SimSun"/>
           <w:sz w:val="24"/>
         </w:rPr>
         <w:t>{{practice_theme}}</w:t>
@@ -612,7 +612,7 @@
       </w:pPr>
       <w:r>
         <w:rPr>
-          <w:rFonts w:ascii="SimSun" w:hAnsi="SimSun" w:cs="SimSun" w:eastAsia="SimSun"/>
+          <w:rFonts w:ascii="SimSun" w:eastAsia="SimSun" w:hAnsi="SimSun" w:cs="SimSun"/>
           <w:color w:val="000000"/>
           <w:sz w:val="24"/>
           <w:shd w:val="clear" w:color="auto" w:fill="FFFFFF"/>
@@ -675,7 +675,7 @@
       </w:pPr>
       <w:r>
         <w:rPr>
-          <w:rFonts w:ascii="SimSun" w:hAnsi="SimSun" w:cs="SimSun" w:eastAsia="SimSun"/>
+          <w:rFonts w:ascii="SimSun" w:eastAsia="SimSun" w:hAnsi="SimSun" w:cs="SimSun"/>
           <w:sz w:val="24"/>
         </w:rPr>
         <w:t>{{practice_deliverables}}</w:t>
@@ -723,7 +723,7 @@
       </w:r>
       <w:r>
         <w:rPr>
-          <w:rFonts w:ascii="SimSun" w:hAnsi="SimSun" w:cs="SimSun" w:eastAsia="SimSun"/>
+          <w:rFonts w:ascii="SimSun" w:eastAsia="SimSun" w:hAnsi="SimSun" w:cs="SimSun"/>
           <w:color w:val="0C0C0C"/>
           <w:sz w:val="24"/>
         </w:rPr>
@@ -859,7 +859,7 @@
       </w:r>
       <w:r>
         <w:rPr>
-          <w:rFonts w:ascii="SimSun" w:hAnsi="SimSun" w:cs="SimSun" w:eastAsia="SimSun"/>
+          <w:rFonts w:ascii="SimSun" w:eastAsia="SimSun" w:hAnsi="SimSun" w:cs="SimSun"/>
           <w:color w:val="0C0C0C"/>
           <w:sz w:val="24"/>
           <w:lang w:eastAsia="zh-CN"/>
@@ -868,7 +868,7 @@
       </w:r>
       <w:r>
         <w:rPr>
-          <w:rFonts w:ascii="SimSun" w:hAnsi="SimSun" w:cs="SimSun" w:hint="eastAsia" w:eastAsia="SimSun"/>
+          <w:rFonts w:ascii="SimSun" w:eastAsia="SimSun" w:hAnsi="SimSun" w:cs="SimSun" w:hint="eastAsia"/>
           <w:color w:val="0C0C0C"/>
           <w:sz w:val="24"/>
           <w:lang w:eastAsia="zh-CN"/>
@@ -877,7 +877,7 @@
       </w:r>
       <w:r>
         <w:rPr>
-          <w:rFonts w:ascii="SimSun" w:hAnsi="SimSun" w:cs="SimSun" w:eastAsia="SimSun"/>
+          <w:rFonts w:ascii="SimSun" w:eastAsia="SimSun" w:hAnsi="SimSun" w:cs="SimSun"/>
           <w:color w:val="0C0C0C"/>
           <w:sz w:val="24"/>
           <w:lang w:eastAsia="zh-CN"/>
@@ -886,21 +886,12 @@
       </w:r>
       <w:r>
         <w:rPr>
-          <w:rFonts w:ascii="SimSun" w:hAnsi="SimSun" w:cs="SimSun" w:hint="eastAsia" w:eastAsia="SimSun"/>
+          <w:rFonts w:ascii="SimSun" w:eastAsia="SimSun" w:hAnsi="SimSun" w:cs="SimSun" w:hint="eastAsia"/>
           <w:color w:val="0C0C0C"/>
           <w:sz w:val="24"/>
           <w:lang w:eastAsia="zh-CN" w:bidi="ar"/>
         </w:rPr>
-        <w:t xml:space="preserve"> </w:t>
-      </w:r>
-      <w:r>
-        <w:rPr>
-          <w:rFonts w:ascii="SimSun" w:hAnsi="SimSun" w:cs="SimSun" w:hint="eastAsia" w:eastAsia="SimSun"/>
-          <w:color w:val="0C0C0C"/>
-          <w:sz w:val="24"/>
-          <w:lang w:eastAsia="zh-CN" w:bidi="ar"/>
-        </w:rPr>
-        <w:t>前</w:t>
+        <w:t xml:space="preserve"> 前</w:t>
       </w:r>
       <w:r>
         <w:rPr>
@@ -1080,7 +1071,7 @@
       <w:rPr>
         <w:noProof/>
       </w:rPr>
-      <w:pict w14:anchorId="14B1518C">
+      <w:pict w14:anchorId="3DC74A46">
         <v:shapetype id="_x0000_t202" coordsize="21600,21600" o:spt="202" path="m,l,21600r21600,l21600,xe">
           <v:stroke joinstyle="miter"/>
           <v:path gradientshapeok="t" o:connecttype="rect"/>
@@ -1169,7 +1160,7 @@
       <w:rPr>
         <w:noProof/>
       </w:rPr>
-      <w:pict w14:anchorId="22843E48">
+      <w:pict w14:anchorId="4CB002CC">
         <v:shapetype id="_x0000_t202" coordsize="21600,21600" o:spt="202" path="m,l,21600r21600,l21600,xe">
           <v:stroke joinstyle="miter"/>
           <v:path gradientshapeok="t" o:connecttype="rect"/>
@@ -1306,7 +1297,23 @@
         <w:sz w:val="36"/>
         <w:szCs w:val="36"/>
       </w:rPr>
-      <w:t xml:space="preserve">{{卷面编号}}</w:t>
+      <w:t>{{</w:t>
+    </w:r>
+    <w:r>
+      <w:rPr>
+        <w:rFonts w:ascii="Calibri" w:hAnsi="Calibri" w:cs="Calibri"/>
+        <w:sz w:val="36"/>
+        <w:szCs w:val="36"/>
+      </w:rPr>
+      <w:t>卷面编号</w:t>
+    </w:r>
+    <w:r>
+      <w:rPr>
+        <w:rFonts w:ascii="Calibri" w:hAnsi="Calibri" w:cs="Calibri"/>
+        <w:sz w:val="36"/>
+        <w:szCs w:val="36"/>
+      </w:rPr>
+      <w:t>}}</w:t>
     </w:r>
   </w:p>
 </w:hdr>
